--- a/docs/upgrade-v4.2/gold/auftragsbogen.docx
+++ b/docs/upgrade-v4.2/gold/auftragsbogen.docx
@@ -1125,21 +1125,275 @@
     </w:tbl>
     <w:p>
       <w:pPr>
-        <w:pBdr>
-          <w:top w:val="single" w:color="D8DBE0" w:sz="4" w:space="3"/>
-        </w:pBdr>
-        <w:spacing w:after="0" w:before="120"/>
+        <w:spacing w:after="0" w:before="0" w:line="140" w:lineRule="exact"/>
       </w:pPr>
-      <w:r>
-        <w:rPr>
-          <w:b/>
-          <w:bCs/>
-          <w:sz w:val="19"/>
-          <w:szCs w:val="19"/>
-        </w:rPr>
-        <w:t xml:space="preserve">Ihre Hefte A und B dürfen Sie benutzen.</w:t>
-      </w:r>
     </w:p>
+    <w:tbl>
+      <w:tblPr>
+        <w:tblW w:type="pct" w:w="100%"/>
+        <w:tblBorders>
+          <w:top w:val="single" w:color="auto" w:sz="4"/>
+          <w:left w:val="single" w:color="auto" w:sz="4"/>
+          <w:bottom w:val="single" w:color="auto" w:sz="4"/>
+          <w:right w:val="single" w:color="auto" w:sz="4"/>
+          <w:insideH w:val="single" w:color="auto" w:sz="4"/>
+          <w:insideV w:val="single" w:color="auto" w:sz="4"/>
+        </w:tblBorders>
+      </w:tblPr>
+      <w:tblGrid>
+        <w:gridCol w:w="100"/>
+      </w:tblGrid>
+      <w:tr>
+        <w:tc>
+          <w:tcPr>
+            <w:tcBorders>
+              <w:top w:val="single" w:color="D8DBE0" w:sz="4"/>
+              <w:left w:val="single" w:color="0E6E3A" w:sz="24"/>
+              <w:bottom w:val="single" w:color="D8DBE0" w:sz="4"/>
+              <w:right w:val="single" w:color="D8DBE0" w:sz="4"/>
+            </w:tcBorders>
+            <w:tcMar>
+              <w:top w:type="dxa" w:w="60"/>
+              <w:left w:type="dxa" w:w="120"/>
+              <w:bottom w:type="dxa" w:w="40"/>
+              <w:right w:type="dxa" w:w="120"/>
+            </w:tcMar>
+          </w:tcPr>
+          <w:p>
+            <w:pPr>
+              <w:spacing w:after="30" w:before="0"/>
+            </w:pPr>
+            <w:r>
+              <w:rPr>
+                <w:rFonts w:ascii="Consolas" w:cs="Consolas" w:eastAsia="Consolas" w:hAnsi="Consolas"/>
+                <w:b/>
+                <w:bCs/>
+                <w:color w:val="0E6E3A"/>
+                <w:sz w:val="14"/>
+                <w:szCs w:val="14"/>
+              </w:rPr>
+              <w:t xml:space="preserve">DAS BRAUCHEN SIE AUS IHREN HEFTEN</w:t>
+            </w:r>
+          </w:p>
+          <w:tbl>
+            <w:tblPr>
+              <w:tblW w:type="pct" w:w="100%"/>
+              <w:tblBorders>
+                <w:top w:val="single" w:color="auto" w:sz="4"/>
+                <w:left w:val="single" w:color="auto" w:sz="4"/>
+                <w:bottom w:val="single" w:color="auto" w:sz="4"/>
+                <w:right w:val="single" w:color="auto" w:sz="4"/>
+                <w:insideH w:val="single" w:color="auto" w:sz="4"/>
+                <w:insideV w:val="single" w:color="auto" w:sz="4"/>
+              </w:tblBorders>
+            </w:tblPr>
+            <w:tblGrid>
+              <w:gridCol w:w="100"/>
+              <w:gridCol w:w="100"/>
+            </w:tblGrid>
+            <w:tr>
+              <w:tc>
+                <w:tcPr>
+                  <w:tcW w:type="pct" w:w="50%"/>
+                  <w:tcBorders>
+                    <w:top w:val="nil" w:sz="0"/>
+                    <w:left w:val="nil" w:sz="0"/>
+                    <w:bottom w:val="nil" w:sz="0"/>
+                    <w:right w:val="nil" w:sz="0"/>
+                  </w:tcBorders>
+                  <w:tcMar>
+                    <w:top w:type="dxa" w:w="0"/>
+                    <w:left w:type="dxa" w:w="0"/>
+                    <w:bottom w:type="dxa" w:w="0"/>
+                    <w:right w:type="dxa" w:w="100"/>
+                  </w:tcMar>
+                </w:tcPr>
+                <w:p>
+                  <w:pPr>
+                    <w:spacing w:after="30" w:before="0"/>
+                  </w:pPr>
+                  <w:r>
+                    <w:rPr>
+                      <w:b/>
+                      <w:bCs/>
+                      <w:sz w:val="18"/>
+                      <w:szCs w:val="18"/>
+                    </w:rPr>
+                    <w:t xml:space="preserve">Heft A</w:t>
+                  </w:r>
+                  <w:r>
+                    <w:rPr>
+                      <w:sz w:val="18"/>
+                      <w:szCs w:val="18"/>
+                    </w:rPr>
+                    <w:t xml:space="preserve"> · Marke oder echtes Bedürfnis?</w:t>
+                  </w:r>
+                </w:p>
+                <w:p>
+                  <w:pPr>
+                    <w:spacing w:after="20" w:before="0" w:line="260" w:lineRule="auto"/>
+                    <w:ind w:left="240" w:hanging="240"/>
+                  </w:pPr>
+                  <w:r>
+                    <w:rPr>
+                      <w:sz w:val="18"/>
+                      <w:szCs w:val="18"/>
+                    </w:rPr>
+                    <w:t xml:space="preserve">•  </w:t>
+                  </w:r>
+                  <w:r>
+                    <w:rPr>
+                      <w:sz w:val="18"/>
+                      <w:szCs w:val="18"/>
+                    </w:rPr>
+                    <w:t xml:space="preserve">Bedürfnisarten und Maslow-Stufen (S. 2)</w:t>
+                  </w:r>
+                </w:p>
+                <w:p>
+                  <w:pPr>
+                    <w:spacing w:after="20" w:before="0" w:line="260" w:lineRule="auto"/>
+                    <w:ind w:left="240" w:hanging="240"/>
+                  </w:pPr>
+                  <w:r>
+                    <w:rPr>
+                      <w:sz w:val="18"/>
+                      <w:szCs w:val="18"/>
+                    </w:rPr>
+                    <w:t xml:space="preserve">•  </w:t>
+                  </w:r>
+                  <w:r>
+                    <w:rPr>
+                      <w:sz w:val="18"/>
+                      <w:szCs w:val="18"/>
+                    </w:rPr>
+                    <w:t xml:space="preserve">Ihr Massstab-Satz (S. 4 und S. 8)</w:t>
+                  </w:r>
+                </w:p>
+                <w:p>
+                  <w:pPr>
+                    <w:spacing w:after="20" w:before="0" w:line="260" w:lineRule="auto"/>
+                    <w:ind w:left="240" w:hanging="240"/>
+                  </w:pPr>
+                  <w:r>
+                    <w:rPr>
+                      <w:sz w:val="18"/>
+                      <w:szCs w:val="18"/>
+                    </w:rPr>
+                    <w:t xml:space="preserve">•  </w:t>
+                  </w:r>
+                  <w:r>
+                    <w:rPr>
+                      <w:sz w:val="18"/>
+                      <w:szCs w:val="18"/>
+                    </w:rPr>
+                    <w:t xml:space="preserve">Begriffe und Glossar (S. 8)</w:t>
+                  </w:r>
+                </w:p>
+              </w:tc>
+              <w:tc>
+                <w:tcPr>
+                  <w:tcW w:type="pct" w:w="50%"/>
+                  <w:tcBorders>
+                    <w:top w:val="nil" w:sz="0"/>
+                    <w:left w:val="nil" w:sz="0"/>
+                    <w:bottom w:val="nil" w:sz="0"/>
+                    <w:right w:val="nil" w:sz="0"/>
+                  </w:tcBorders>
+                  <w:tcMar>
+                    <w:top w:type="dxa" w:w="0"/>
+                    <w:left w:type="dxa" w:w="100"/>
+                    <w:bottom w:type="dxa" w:w="0"/>
+                    <w:right w:type="dxa" w:w="0"/>
+                  </w:tcMar>
+                </w:tcPr>
+                <w:p>
+                  <w:pPr>
+                    <w:spacing w:after="30" w:before="0"/>
+                  </w:pPr>
+                  <w:r>
+                    <w:rPr>
+                      <w:b/>
+                      <w:bCs/>
+                      <w:sz w:val="18"/>
+                      <w:szCs w:val="18"/>
+                    </w:rPr>
+                    <w:t xml:space="preserve">Heft B</w:t>
+                  </w:r>
+                  <w:r>
+                    <w:rPr>
+                      <w:sz w:val="18"/>
+                      <w:szCs w:val="18"/>
+                    </w:rPr>
+                    <w:t xml:space="preserve"> · Am 20. ist das Konto leer</w:t>
+                  </w:r>
+                </w:p>
+                <w:p>
+                  <w:pPr>
+                    <w:spacing w:after="20" w:before="0" w:line="260" w:lineRule="auto"/>
+                    <w:ind w:left="240" w:hanging="240"/>
+                  </w:pPr>
+                  <w:r>
+                    <w:rPr>
+                      <w:sz w:val="18"/>
+                      <w:szCs w:val="18"/>
+                    </w:rPr>
+                    <w:t xml:space="preserve">•  </w:t>
+                  </w:r>
+                  <w:r>
+                    <w:rPr>
+                      <w:sz w:val="18"/>
+                      <w:szCs w:val="18"/>
+                    </w:rPr>
+                    <w:t xml:space="preserve">Budget mit Saldo und Rückstellungen (S. 2, S. 7)</w:t>
+                  </w:r>
+                </w:p>
+                <w:p>
+                  <w:pPr>
+                    <w:spacing w:after="20" w:before="0" w:line="260" w:lineRule="auto"/>
+                    <w:ind w:left="240" w:hanging="240"/>
+                  </w:pPr>
+                  <w:r>
+                    <w:rPr>
+                      <w:sz w:val="18"/>
+                      <w:szCs w:val="18"/>
+                    </w:rPr>
+                    <w:t xml:space="preserve">•  </w:t>
+                  </w:r>
+                  <w:r>
+                    <w:rPr>
+                      <w:sz w:val="18"/>
+                      <w:szCs w:val="18"/>
+                    </w:rPr>
+                    <w:t xml:space="preserve">Ihre Schutzregeln (S. 4 und S. 8)</w:t>
+                  </w:r>
+                </w:p>
+                <w:p>
+                  <w:pPr>
+                    <w:spacing w:after="20" w:before="0" w:line="260" w:lineRule="auto"/>
+                    <w:ind w:left="240" w:hanging="240"/>
+                  </w:pPr>
+                  <w:r>
+                    <w:rPr>
+                      <w:sz w:val="18"/>
+                      <w:szCs w:val="18"/>
+                    </w:rPr>
+                    <w:t xml:space="preserve">•  </w:t>
+                  </w:r>
+                  <w:r>
+                    <w:rPr>
+                      <w:sz w:val="18"/>
+                      <w:szCs w:val="18"/>
+                    </w:rPr>
+                    <w:t xml:space="preserve">Begriffe und Glossar (S. 8)</w:t>
+                  </w:r>
+                </w:p>
+              </w:tc>
+            </w:tr>
+          </w:tbl>
+          <w:p/>
+        </w:tc>
+      </w:tr>
+    </w:tbl>
     <w:p>
       <w:pPr>
         <w:sectPr>
@@ -1706,8 +1960,9 @@
             <w:pPr>
               <w:pBdr>
                 <w:bottom w:val="single" w:color="BDC3C7" w:sz="4"/>
+                <w:between w:val="single" w:color="BDC3C7" w:sz="4"/>
               </w:pBdr>
-              <w:spacing w:after="200" w:before="0" w:line="360" w:lineRule="auto"/>
+              <w:spacing w:after="0" w:before="0" w:line="482" w:lineRule="exact"/>
             </w:pPr>
             <w:r>
               <w:t xml:space="preserve"/>
@@ -1717,8 +1972,9 @@
             <w:pPr>
               <w:pBdr>
                 <w:bottom w:val="single" w:color="BDC3C7" w:sz="4"/>
+                <w:between w:val="single" w:color="BDC3C7" w:sz="4"/>
               </w:pBdr>
-              <w:spacing w:after="200" w:before="0" w:line="360" w:lineRule="auto"/>
+              <w:spacing w:after="0" w:before="0" w:line="482" w:lineRule="exact"/>
             </w:pPr>
             <w:r>
               <w:t xml:space="preserve"/>
@@ -1726,8 +1982,56 @@
           </w:p>
           <w:p>
             <w:pPr>
+              <w:pBdr>
+                <w:bottom w:val="single" w:color="BDC3C7" w:sz="4"/>
+                <w:between w:val="single" w:color="BDC3C7" w:sz="4"/>
+              </w:pBdr>
+              <w:spacing w:after="0" w:before="0" w:line="482" w:lineRule="exact"/>
+            </w:pPr>
+            <w:r>
+              <w:t xml:space="preserve"/>
+            </w:r>
+          </w:p>
+          <w:p>
+            <w:pPr>
+              <w:pBdr>
+                <w:bottom w:val="single" w:color="BDC3C7" w:sz="4"/>
+                <w:between w:val="single" w:color="BDC3C7" w:sz="4"/>
+              </w:pBdr>
+              <w:spacing w:after="0" w:before="0" w:line="482" w:lineRule="exact"/>
+            </w:pPr>
+            <w:r>
+              <w:t xml:space="preserve"/>
+            </w:r>
+          </w:p>
+          <w:p>
+            <w:pPr>
+              <w:pBdr>
+                <w:bottom w:val="single" w:color="BDC3C7" w:sz="4"/>
+                <w:between w:val="single" w:color="BDC3C7" w:sz="4"/>
+              </w:pBdr>
+              <w:spacing w:after="0" w:before="0" w:line="482" w:lineRule="exact"/>
+            </w:pPr>
+            <w:r>
+              <w:t xml:space="preserve"/>
+            </w:r>
+          </w:p>
+          <w:p>
+            <w:pPr>
+              <w:pBdr>
+                <w:bottom w:val="single" w:color="BDC3C7" w:sz="4"/>
+                <w:between w:val="single" w:color="BDC3C7" w:sz="4"/>
+              </w:pBdr>
+              <w:spacing w:after="0" w:before="0" w:line="482" w:lineRule="exact"/>
+            </w:pPr>
+            <w:r>
+              <w:t xml:space="preserve"/>
+            </w:r>
+          </w:p>
+          <w:p>
+            <w:pPr>
               <w:keepNext/>
-              <w:spacing w:after="0" w:before="120"/>
+              <w:spacing w:after="0" w:before="160"/>
             </w:pPr>
             <w:r>
               <w:rPr>
@@ -1754,8 +2058,9 @@
             <w:pPr>
               <w:pBdr>
                 <w:bottom w:val="single" w:color="BDC3C7" w:sz="4"/>
+                <w:between w:val="single" w:color="BDC3C7" w:sz="4"/>
               </w:pBdr>
-              <w:spacing w:after="200" w:before="0" w:line="360" w:lineRule="auto"/>
+              <w:spacing w:after="0" w:before="0" w:line="482" w:lineRule="exact"/>
             </w:pPr>
             <w:r>
               <w:t xml:space="preserve"/>
@@ -1765,8 +2070,9 @@
             <w:pPr>
               <w:pBdr>
                 <w:bottom w:val="single" w:color="BDC3C7" w:sz="4"/>
+                <w:between w:val="single" w:color="BDC3C7" w:sz="4"/>
               </w:pBdr>
-              <w:spacing w:after="200" w:before="0" w:line="360" w:lineRule="auto"/>
+              <w:spacing w:after="0" w:before="0" w:line="482" w:lineRule="exact"/>
             </w:pPr>
             <w:r>
               <w:t xml:space="preserve"/>
@@ -1774,8 +2080,56 @@
           </w:p>
           <w:p>
             <w:pPr>
+              <w:pBdr>
+                <w:bottom w:val="single" w:color="BDC3C7" w:sz="4"/>
+                <w:between w:val="single" w:color="BDC3C7" w:sz="4"/>
+              </w:pBdr>
+              <w:spacing w:after="0" w:before="0" w:line="482" w:lineRule="exact"/>
+            </w:pPr>
+            <w:r>
+              <w:t xml:space="preserve"/>
+            </w:r>
+          </w:p>
+          <w:p>
+            <w:pPr>
+              <w:pBdr>
+                <w:bottom w:val="single" w:color="BDC3C7" w:sz="4"/>
+                <w:between w:val="single" w:color="BDC3C7" w:sz="4"/>
+              </w:pBdr>
+              <w:spacing w:after="0" w:before="0" w:line="482" w:lineRule="exact"/>
+            </w:pPr>
+            <w:r>
+              <w:t xml:space="preserve"/>
+            </w:r>
+          </w:p>
+          <w:p>
+            <w:pPr>
+              <w:pBdr>
+                <w:bottom w:val="single" w:color="BDC3C7" w:sz="4"/>
+                <w:between w:val="single" w:color="BDC3C7" w:sz="4"/>
+              </w:pBdr>
+              <w:spacing w:after="0" w:before="0" w:line="482" w:lineRule="exact"/>
+            </w:pPr>
+            <w:r>
+              <w:t xml:space="preserve"/>
+            </w:r>
+          </w:p>
+          <w:p>
+            <w:pPr>
+              <w:pBdr>
+                <w:bottom w:val="single" w:color="BDC3C7" w:sz="4"/>
+                <w:between w:val="single" w:color="BDC3C7" w:sz="4"/>
+              </w:pBdr>
+              <w:spacing w:after="0" w:before="0" w:line="482" w:lineRule="exact"/>
+            </w:pPr>
+            <w:r>
+              <w:t xml:space="preserve"/>
+            </w:r>
+          </w:p>
+          <w:p>
+            <w:pPr>
               <w:keepNext/>
-              <w:spacing w:after="0" w:before="120"/>
+              <w:spacing w:after="0" w:before="160"/>
             </w:pPr>
             <w:r>
               <w:rPr>
@@ -1802,8 +2156,9 @@
             <w:pPr>
               <w:pBdr>
                 <w:bottom w:val="single" w:color="BDC3C7" w:sz="4"/>
+                <w:between w:val="single" w:color="BDC3C7" w:sz="4"/>
               </w:pBdr>
-              <w:spacing w:after="200" w:before="0" w:line="360" w:lineRule="auto"/>
+              <w:spacing w:after="0" w:before="0" w:line="482" w:lineRule="exact"/>
             </w:pPr>
             <w:r>
               <w:t xml:space="preserve"/>
@@ -1813,8 +2168,9 @@
             <w:pPr>
               <w:pBdr>
                 <w:bottom w:val="single" w:color="BDC3C7" w:sz="4"/>
+                <w:between w:val="single" w:color="BDC3C7" w:sz="4"/>
               </w:pBdr>
-              <w:spacing w:after="200" w:before="0" w:line="360" w:lineRule="auto"/>
+              <w:spacing w:after="0" w:before="0" w:line="482" w:lineRule="exact"/>
             </w:pPr>
             <w:r>
               <w:t xml:space="preserve"/>
@@ -1822,7 +2178,55 @@
           </w:p>
           <w:p>
             <w:pPr>
-              <w:spacing w:after="0" w:before="120"/>
+              <w:pBdr>
+                <w:bottom w:val="single" w:color="BDC3C7" w:sz="4"/>
+                <w:between w:val="single" w:color="BDC3C7" w:sz="4"/>
+              </w:pBdr>
+              <w:spacing w:after="0" w:before="0" w:line="482" w:lineRule="exact"/>
+            </w:pPr>
+            <w:r>
+              <w:t xml:space="preserve"/>
+            </w:r>
+          </w:p>
+          <w:p>
+            <w:pPr>
+              <w:pBdr>
+                <w:bottom w:val="single" w:color="BDC3C7" w:sz="4"/>
+                <w:between w:val="single" w:color="BDC3C7" w:sz="4"/>
+              </w:pBdr>
+              <w:spacing w:after="0" w:before="0" w:line="482" w:lineRule="exact"/>
+            </w:pPr>
+            <w:r>
+              <w:t xml:space="preserve"/>
+            </w:r>
+          </w:p>
+          <w:p>
+            <w:pPr>
+              <w:pBdr>
+                <w:bottom w:val="single" w:color="BDC3C7" w:sz="4"/>
+                <w:between w:val="single" w:color="BDC3C7" w:sz="4"/>
+              </w:pBdr>
+              <w:spacing w:after="0" w:before="0" w:line="482" w:lineRule="exact"/>
+            </w:pPr>
+            <w:r>
+              <w:t xml:space="preserve"/>
+            </w:r>
+          </w:p>
+          <w:p>
+            <w:pPr>
+              <w:pBdr>
+                <w:bottom w:val="single" w:color="BDC3C7" w:sz="4"/>
+                <w:between w:val="single" w:color="BDC3C7" w:sz="4"/>
+              </w:pBdr>
+              <w:spacing w:after="0" w:before="0" w:line="482" w:lineRule="exact"/>
+            </w:pPr>
+            <w:r>
+              <w:t xml:space="preserve"/>
+            </w:r>
+          </w:p>
+          <w:p>
+            <w:pPr>
+              <w:spacing w:after="0" w:before="160"/>
             </w:pPr>
             <w:r>
               <w:rPr>
@@ -1848,742 +2252,20 @@
     </w:tbl>
     <w:p>
       <w:pPr>
-        <w:keepNext/>
         <w:pBdr>
           <w:top w:val="single" w:color="D8DBE0" w:sz="4" w:space="4"/>
         </w:pBdr>
-        <w:spacing w:after="60" w:before="200"/>
+        <w:spacing w:after="0" w:before="280"/>
       </w:pPr>
       <w:r>
         <w:rPr>
-          <w:b/>
-          <w:bCs/>
-          <w:sz w:val="24"/>
-          <w:szCs w:val="24"/>
+          <w:color w:val="4A5057"/>
+          <w:sz w:val="18"/>
+          <w:szCs w:val="18"/>
         </w:rPr>
-        <w:t xml:space="preserve">Glossar der Einheit</w:t>
+        <w:t xml:space="preserve">Begriffe nachschlagen: Glossar in Heft A und Heft B, je Seite 8.</w:t>
       </w:r>
     </w:p>
-    <w:tbl>
-      <w:tblPr>
-        <w:tblW w:type="pct" w:w="100%"/>
-        <w:tblBorders>
-          <w:top w:val="single" w:color="auto" w:sz="4"/>
-          <w:left w:val="single" w:color="auto" w:sz="4"/>
-          <w:bottom w:val="single" w:color="auto" w:sz="4"/>
-          <w:right w:val="single" w:color="auto" w:sz="4"/>
-          <w:insideH w:val="single" w:color="auto" w:sz="4"/>
-          <w:insideV w:val="single" w:color="auto" w:sz="4"/>
-        </w:tblBorders>
-      </w:tblPr>
-      <w:tblGrid>
-        <w:gridCol w:w="100"/>
-        <w:gridCol w:w="100"/>
-      </w:tblGrid>
-      <w:tr>
-        <w:trPr>
-          <w:tblHeader/>
-        </w:trPr>
-        <w:tc>
-          <w:tcPr>
-            <w:tcW w:type="pct" w:w="50%"/>
-            <w:tcBorders>
-              <w:top w:val="nil" w:sz="0"/>
-              <w:left w:val="nil" w:sz="0"/>
-              <w:bottom w:val="single" w:color="0E6E3A" w:sz="12"/>
-              <w:right w:val="nil" w:sz="0"/>
-            </w:tcBorders>
-            <w:tcMar>
-              <w:top w:type="dxa" w:w="30"/>
-              <w:left w:type="dxa" w:w="0"/>
-              <w:bottom w:type="dxa" w:w="30"/>
-              <w:right w:type="dxa" w:w="160"/>
-            </w:tcMar>
-          </w:tcPr>
-          <w:p>
-            <w:pPr>
-              <w:spacing w:after="0" w:before="0"/>
-            </w:pPr>
-            <w:r>
-              <w:rPr>
-                <w:rFonts w:ascii="Consolas" w:cs="Consolas" w:eastAsia="Consolas" w:hAnsi="Consolas"/>
-                <w:b/>
-                <w:bCs/>
-                <w:color w:val="0E6E3A"/>
-                <w:sz w:val="14"/>
-                <w:szCs w:val="14"/>
-              </w:rPr>
-              <w:t xml:space="preserve">HEFT A</w:t>
-            </w:r>
-          </w:p>
-        </w:tc>
-        <w:tc>
-          <w:tcPr>
-            <w:tcW w:type="pct" w:w="50%"/>
-            <w:tcBorders>
-              <w:top w:val="nil" w:sz="0"/>
-              <w:left w:val="nil" w:sz="0"/>
-              <w:bottom w:val="single" w:color="0E6E3A" w:sz="12"/>
-              <w:right w:val="nil" w:sz="0"/>
-            </w:tcBorders>
-            <w:tcMar>
-              <w:top w:type="dxa" w:w="30"/>
-              <w:left w:type="dxa" w:w="160"/>
-              <w:bottom w:type="dxa" w:w="30"/>
-              <w:right w:type="dxa" w:w="0"/>
-            </w:tcMar>
-          </w:tcPr>
-          <w:p>
-            <w:pPr>
-              <w:spacing w:after="0" w:before="0"/>
-            </w:pPr>
-            <w:r>
-              <w:rPr>
-                <w:rFonts w:ascii="Consolas" w:cs="Consolas" w:eastAsia="Consolas" w:hAnsi="Consolas"/>
-                <w:b/>
-                <w:bCs/>
-                <w:color w:val="0E6E3A"/>
-                <w:sz w:val="14"/>
-                <w:szCs w:val="14"/>
-              </w:rPr>
-              <w:t xml:space="preserve">HEFT B</w:t>
-            </w:r>
-          </w:p>
-        </w:tc>
-      </w:tr>
-      <w:tr>
-        <w:trPr>
-          <w:cantSplit/>
-        </w:trPr>
-        <w:tc>
-          <w:tcPr>
-            <w:tcW w:type="pct" w:w="50%"/>
-            <w:tcBorders>
-              <w:top w:val="nil" w:sz="0"/>
-              <w:left w:val="nil" w:sz="0"/>
-              <w:bottom w:val="single" w:color="D8DBE0" w:sz="2"/>
-              <w:right w:val="nil" w:sz="0"/>
-            </w:tcBorders>
-            <w:tcMar>
-              <w:top w:type="dxa" w:w="30"/>
-              <w:left w:type="dxa" w:w="0"/>
-              <w:bottom w:type="dxa" w:w="30"/>
-              <w:right w:type="dxa" w:w="160"/>
-            </w:tcMar>
-          </w:tcPr>
-          <w:p>
-            <w:pPr>
-              <w:spacing w:after="0" w:before="0"/>
-            </w:pPr>
-            <w:r>
-              <w:rPr>
-                <w:b/>
-                <w:bCs/>
-                <w:sz w:val="18"/>
-                <w:szCs w:val="18"/>
-              </w:rPr>
-              <w:t xml:space="preserve">Bedürfnis</w:t>
-            </w:r>
-          </w:p>
-          <w:p>
-            <w:pPr>
-              <w:spacing w:after="0" w:before="0" w:line="252" w:lineRule="auto"/>
-            </w:pPr>
-            <w:r>
-              <w:rPr>
-                <w:color w:val="4A5057"/>
-                <w:sz w:val="18"/>
-                <w:szCs w:val="18"/>
-              </w:rPr>
-              <w:t xml:space="preserve">Gefühl eines Mangels, verbunden mit dem Wunsch, ihn zu beheben.</w:t>
-            </w:r>
-          </w:p>
-        </w:tc>
-        <w:tc>
-          <w:tcPr>
-            <w:tcW w:type="pct" w:w="50%"/>
-            <w:tcBorders>
-              <w:top w:val="nil" w:sz="0"/>
-              <w:left w:val="nil" w:sz="0"/>
-              <w:bottom w:val="single" w:color="D8DBE0" w:sz="2"/>
-              <w:right w:val="nil" w:sz="0"/>
-            </w:tcBorders>
-            <w:tcMar>
-              <w:top w:type="dxa" w:w="30"/>
-              <w:left w:type="dxa" w:w="160"/>
-              <w:bottom w:type="dxa" w:w="30"/>
-              <w:right w:type="dxa" w:w="0"/>
-            </w:tcMar>
-          </w:tcPr>
-          <w:p>
-            <w:pPr>
-              <w:spacing w:after="0" w:before="0"/>
-            </w:pPr>
-            <w:r>
-              <w:rPr>
-                <w:b/>
-                <w:bCs/>
-                <w:sz w:val="18"/>
-                <w:szCs w:val="18"/>
-              </w:rPr>
-              <w:t xml:space="preserve">Nettolohn</w:t>
-            </w:r>
-          </w:p>
-          <w:p>
-            <w:pPr>
-              <w:spacing w:after="0" w:before="0" w:line="252" w:lineRule="auto"/>
-            </w:pPr>
-            <w:r>
-              <w:rPr>
-                <w:color w:val="4A5057"/>
-                <w:sz w:val="18"/>
-                <w:szCs w:val="18"/>
-              </w:rPr>
-              <w:t xml:space="preserve">Bruttolohn minus Sozialabzüge.</w:t>
-            </w:r>
-          </w:p>
-        </w:tc>
-      </w:tr>
-      <w:tr>
-        <w:trPr>
-          <w:cantSplit/>
-        </w:trPr>
-        <w:tc>
-          <w:tcPr>
-            <w:tcW w:type="pct" w:w="50%"/>
-            <w:tcBorders>
-              <w:top w:val="nil" w:sz="0"/>
-              <w:left w:val="nil" w:sz="0"/>
-              <w:bottom w:val="single" w:color="D8DBE0" w:sz="2"/>
-              <w:right w:val="nil" w:sz="0"/>
-            </w:tcBorders>
-            <w:tcMar>
-              <w:top w:type="dxa" w:w="30"/>
-              <w:left w:type="dxa" w:w="0"/>
-              <w:bottom w:type="dxa" w:w="30"/>
-              <w:right w:type="dxa" w:w="160"/>
-            </w:tcMar>
-          </w:tcPr>
-          <w:p>
-            <w:pPr>
-              <w:spacing w:after="0" w:before="0"/>
-            </w:pPr>
-            <w:r>
-              <w:rPr>
-                <w:b/>
-                <w:bCs/>
-                <w:sz w:val="18"/>
-                <w:szCs w:val="18"/>
-              </w:rPr>
-              <w:t xml:space="preserve">Gut</w:t>
-            </w:r>
-          </w:p>
-          <w:p>
-            <w:pPr>
-              <w:spacing w:after="0" w:before="0" w:line="252" w:lineRule="auto"/>
-            </w:pPr>
-            <w:r>
-              <w:rPr>
-                <w:color w:val="4A5057"/>
-                <w:sz w:val="18"/>
-                <w:szCs w:val="18"/>
-              </w:rPr>
-              <w:t xml:space="preserve">Mittel, mit dem ein Bedürfnis befriedigt wird.</w:t>
-            </w:r>
-          </w:p>
-        </w:tc>
-        <w:tc>
-          <w:tcPr>
-            <w:tcW w:type="pct" w:w="50%"/>
-            <w:tcBorders>
-              <w:top w:val="nil" w:sz="0"/>
-              <w:left w:val="nil" w:sz="0"/>
-              <w:bottom w:val="single" w:color="D8DBE0" w:sz="2"/>
-              <w:right w:val="nil" w:sz="0"/>
-            </w:tcBorders>
-            <w:tcMar>
-              <w:top w:type="dxa" w:w="30"/>
-              <w:left w:type="dxa" w:w="160"/>
-              <w:bottom w:type="dxa" w:w="30"/>
-              <w:right w:type="dxa" w:w="0"/>
-            </w:tcMar>
-          </w:tcPr>
-          <w:p>
-            <w:pPr>
-              <w:spacing w:after="0" w:before="0"/>
-            </w:pPr>
-            <w:r>
-              <w:rPr>
-                <w:b/>
-                <w:bCs/>
-                <w:sz w:val="18"/>
-                <w:szCs w:val="18"/>
-              </w:rPr>
-              <w:t xml:space="preserve">Fixe / variable Kosten</w:t>
-            </w:r>
-          </w:p>
-          <w:p>
-            <w:pPr>
-              <w:spacing w:after="0" w:before="0" w:line="252" w:lineRule="auto"/>
-            </w:pPr>
-            <w:r>
-              <w:rPr>
-                <w:color w:val="4A5057"/>
-                <w:sz w:val="18"/>
-                <w:szCs w:val="18"/>
-              </w:rPr>
-              <w:t xml:space="preserve">Gleichbleibende bzw. durch eigenes Verhalten veränderbare Ausgaben.</w:t>
-            </w:r>
-          </w:p>
-        </w:tc>
-      </w:tr>
-      <w:tr>
-        <w:trPr>
-          <w:cantSplit/>
-        </w:trPr>
-        <w:tc>
-          <w:tcPr>
-            <w:tcW w:type="pct" w:w="50%"/>
-            <w:tcBorders>
-              <w:top w:val="nil" w:sz="0"/>
-              <w:left w:val="nil" w:sz="0"/>
-              <w:bottom w:val="single" w:color="D8DBE0" w:sz="2"/>
-              <w:right w:val="nil" w:sz="0"/>
-            </w:tcBorders>
-            <w:tcMar>
-              <w:top w:type="dxa" w:w="30"/>
-              <w:left w:type="dxa" w:w="0"/>
-              <w:bottom w:type="dxa" w:w="30"/>
-              <w:right w:type="dxa" w:w="160"/>
-            </w:tcMar>
-          </w:tcPr>
-          <w:p>
-            <w:pPr>
-              <w:spacing w:after="0" w:before="0"/>
-            </w:pPr>
-            <w:r>
-              <w:rPr>
-                <w:b/>
-                <w:bCs/>
-                <w:sz w:val="18"/>
-                <w:szCs w:val="18"/>
-              </w:rPr>
-              <w:t xml:space="preserve">Existenzbedürfnis</w:t>
-            </w:r>
-          </w:p>
-          <w:p>
-            <w:pPr>
-              <w:spacing w:after="0" w:before="0" w:line="252" w:lineRule="auto"/>
-            </w:pPr>
-            <w:r>
-              <w:rPr>
-                <w:color w:val="4A5057"/>
-                <w:sz w:val="18"/>
-                <w:szCs w:val="18"/>
-              </w:rPr>
-              <w:t xml:space="preserve">Lebensnotwendiges Bedürfnis, das zuerst gedeckt werden muss.</w:t>
-            </w:r>
-          </w:p>
-        </w:tc>
-        <w:tc>
-          <w:tcPr>
-            <w:tcW w:type="pct" w:w="50%"/>
-            <w:tcBorders>
-              <w:top w:val="nil" w:sz="0"/>
-              <w:left w:val="nil" w:sz="0"/>
-              <w:bottom w:val="single" w:color="D8DBE0" w:sz="2"/>
-              <w:right w:val="nil" w:sz="0"/>
-            </w:tcBorders>
-            <w:tcMar>
-              <w:top w:type="dxa" w:w="30"/>
-              <w:left w:type="dxa" w:w="160"/>
-              <w:bottom w:type="dxa" w:w="30"/>
-              <w:right w:type="dxa" w:w="0"/>
-            </w:tcMar>
-          </w:tcPr>
-          <w:p>
-            <w:pPr>
-              <w:spacing w:after="0" w:before="0"/>
-            </w:pPr>
-            <w:r>
-              <w:rPr>
-                <w:b/>
-                <w:bCs/>
-                <w:sz w:val="18"/>
-                <w:szCs w:val="18"/>
-              </w:rPr>
-              <w:t xml:space="preserve">Rückstellung</w:t>
-            </w:r>
-          </w:p>
-          <w:p>
-            <w:pPr>
-              <w:spacing w:after="0" w:before="0" w:line="252" w:lineRule="auto"/>
-            </w:pPr>
-            <w:r>
-              <w:rPr>
-                <w:color w:val="4A5057"/>
-                <w:sz w:val="18"/>
-                <w:szCs w:val="18"/>
-              </w:rPr>
-              <w:t xml:space="preserve">Geld, das für spätere, grössere Ausgaben zur Seite gelegt wird (z. B. Zahnarzt, Steuern).</w:t>
-            </w:r>
-          </w:p>
-        </w:tc>
-      </w:tr>
-      <w:tr>
-        <w:trPr>
-          <w:cantSplit/>
-        </w:trPr>
-        <w:tc>
-          <w:tcPr>
-            <w:tcW w:type="pct" w:w="50%"/>
-            <w:tcBorders>
-              <w:top w:val="nil" w:sz="0"/>
-              <w:left w:val="nil" w:sz="0"/>
-              <w:bottom w:val="single" w:color="D8DBE0" w:sz="2"/>
-              <w:right w:val="nil" w:sz="0"/>
-            </w:tcBorders>
-            <w:tcMar>
-              <w:top w:type="dxa" w:w="30"/>
-              <w:left w:type="dxa" w:w="0"/>
-              <w:bottom w:type="dxa" w:w="30"/>
-              <w:right w:type="dxa" w:w="160"/>
-            </w:tcMar>
-          </w:tcPr>
-          <w:p>
-            <w:pPr>
-              <w:spacing w:after="0" w:before="0"/>
-            </w:pPr>
-            <w:r>
-              <w:rPr>
-                <w:b/>
-                <w:bCs/>
-                <w:sz w:val="18"/>
-                <w:szCs w:val="18"/>
-              </w:rPr>
-              <w:t xml:space="preserve">Wahlbedürfnis</w:t>
-            </w:r>
-          </w:p>
-          <w:p>
-            <w:pPr>
-              <w:spacing w:after="0" w:before="0" w:line="252" w:lineRule="auto"/>
-            </w:pPr>
-            <w:r>
-              <w:rPr>
-                <w:color w:val="4A5057"/>
-                <w:sz w:val="18"/>
-                <w:szCs w:val="18"/>
-              </w:rPr>
-              <w:t xml:space="preserve">Bedürfnis, auf das man verzichten könnte.</w:t>
-            </w:r>
-          </w:p>
-        </w:tc>
-        <w:tc>
-          <w:tcPr>
-            <w:tcW w:type="pct" w:w="50%"/>
-            <w:tcBorders>
-              <w:top w:val="nil" w:sz="0"/>
-              <w:left w:val="nil" w:sz="0"/>
-              <w:bottom w:val="single" w:color="D8DBE0" w:sz="2"/>
-              <w:right w:val="nil" w:sz="0"/>
-            </w:tcBorders>
-            <w:tcMar>
-              <w:top w:type="dxa" w:w="30"/>
-              <w:left w:type="dxa" w:w="160"/>
-              <w:bottom w:type="dxa" w:w="30"/>
-              <w:right w:type="dxa" w:w="0"/>
-            </w:tcMar>
-          </w:tcPr>
-          <w:p>
-            <w:pPr>
-              <w:spacing w:after="0" w:before="0"/>
-            </w:pPr>
-            <w:r>
-              <w:rPr>
-                <w:b/>
-                <w:bCs/>
-                <w:sz w:val="18"/>
-                <w:szCs w:val="18"/>
-              </w:rPr>
-              <w:t xml:space="preserve">Saldo</w:t>
-            </w:r>
-          </w:p>
-          <w:p>
-            <w:pPr>
-              <w:spacing w:after="0" w:before="0" w:line="252" w:lineRule="auto"/>
-            </w:pPr>
-            <w:r>
-              <w:rPr>
-                <w:color w:val="4A5057"/>
-                <w:sz w:val="18"/>
-                <w:szCs w:val="18"/>
-              </w:rPr>
-              <w:t xml:space="preserve">Differenz zwischen Einnahmen und Ausgaben.</w:t>
-            </w:r>
-          </w:p>
-        </w:tc>
-      </w:tr>
-      <w:tr>
-        <w:trPr>
-          <w:cantSplit/>
-        </w:trPr>
-        <w:tc>
-          <w:tcPr>
-            <w:tcW w:type="pct" w:w="50%"/>
-            <w:tcBorders>
-              <w:top w:val="nil" w:sz="0"/>
-              <w:left w:val="nil" w:sz="0"/>
-              <w:bottom w:val="single" w:color="D8DBE0" w:sz="2"/>
-              <w:right w:val="nil" w:sz="0"/>
-            </w:tcBorders>
-            <w:tcMar>
-              <w:top w:type="dxa" w:w="30"/>
-              <w:left w:type="dxa" w:w="0"/>
-              <w:bottom w:type="dxa" w:w="30"/>
-              <w:right w:type="dxa" w:w="160"/>
-            </w:tcMar>
-          </w:tcPr>
-          <w:p>
-            <w:pPr>
-              <w:spacing w:after="0" w:before="0"/>
-            </w:pPr>
-            <w:r>
-              <w:rPr>
-                <w:b/>
-                <w:bCs/>
-                <w:sz w:val="18"/>
-                <w:szCs w:val="18"/>
-              </w:rPr>
-              <w:t xml:space="preserve">Bedürfnispyramide</w:t>
-            </w:r>
-          </w:p>
-          <w:p>
-            <w:pPr>
-              <w:spacing w:after="0" w:before="0" w:line="252" w:lineRule="auto"/>
-            </w:pPr>
-            <w:r>
-              <w:rPr>
-                <w:color w:val="4A5057"/>
-                <w:sz w:val="18"/>
-                <w:szCs w:val="18"/>
-              </w:rPr>
-              <w:t xml:space="preserve">Modell von Maslow mit fünf aufeinander aufbauenden Stufen.</w:t>
-            </w:r>
-          </w:p>
-        </w:tc>
-        <w:tc>
-          <w:tcPr>
-            <w:tcW w:type="pct" w:w="50%"/>
-            <w:tcBorders>
-              <w:top w:val="nil" w:sz="0"/>
-              <w:left w:val="nil" w:sz="0"/>
-              <w:bottom w:val="single" w:color="D8DBE0" w:sz="2"/>
-              <w:right w:val="nil" w:sz="0"/>
-            </w:tcBorders>
-            <w:tcMar>
-              <w:top w:type="dxa" w:w="30"/>
-              <w:left w:type="dxa" w:w="160"/>
-              <w:bottom w:type="dxa" w:w="30"/>
-              <w:right w:type="dxa" w:w="0"/>
-            </w:tcMar>
-          </w:tcPr>
-          <w:p>
-            <w:pPr>
-              <w:spacing w:after="0" w:before="0"/>
-            </w:pPr>
-            <w:r>
-              <w:rPr>
-                <w:b/>
-                <w:bCs/>
-                <w:sz w:val="18"/>
-                <w:szCs w:val="18"/>
-              </w:rPr>
-              <w:t xml:space="preserve">Mahnung</w:t>
-            </w:r>
-          </w:p>
-          <w:p>
-            <w:pPr>
-              <w:spacing w:after="0" w:before="0" w:line="252" w:lineRule="auto"/>
-            </w:pPr>
-            <w:r>
-              <w:rPr>
-                <w:color w:val="4A5057"/>
-                <w:sz w:val="18"/>
-                <w:szCs w:val="18"/>
-              </w:rPr>
-              <w:t xml:space="preserve">Zahlungsaufforderung nach Ablauf der Zahlungsfrist.</w:t>
-            </w:r>
-          </w:p>
-        </w:tc>
-      </w:tr>
-      <w:tr>
-        <w:trPr>
-          <w:cantSplit/>
-        </w:trPr>
-        <w:tc>
-          <w:tcPr>
-            <w:tcW w:type="pct" w:w="50%"/>
-            <w:tcBorders>
-              <w:top w:val="nil" w:sz="0"/>
-              <w:left w:val="nil" w:sz="0"/>
-              <w:bottom w:val="single" w:color="D8DBE0" w:sz="2"/>
-              <w:right w:val="nil" w:sz="0"/>
-            </w:tcBorders>
-            <w:tcMar>
-              <w:top w:type="dxa" w:w="30"/>
-              <w:left w:type="dxa" w:w="0"/>
-              <w:bottom w:type="dxa" w:w="30"/>
-              <w:right w:type="dxa" w:w="160"/>
-            </w:tcMar>
-          </w:tcPr>
-          <w:p>
-            <w:pPr>
-              <w:spacing w:after="0" w:before="0"/>
-            </w:pPr>
-            <w:r>
-              <w:rPr>
-                <w:b/>
-                <w:bCs/>
-                <w:sz w:val="18"/>
-                <w:szCs w:val="18"/>
-              </w:rPr>
-              <w:t xml:space="preserve">Impulskauf</w:t>
-            </w:r>
-          </w:p>
-          <w:p>
-            <w:pPr>
-              <w:spacing w:after="0" w:before="0" w:line="252" w:lineRule="auto"/>
-            </w:pPr>
-            <w:r>
-              <w:rPr>
-                <w:color w:val="4A5057"/>
-                <w:sz w:val="18"/>
-                <w:szCs w:val="18"/>
-              </w:rPr>
-              <w:t xml:space="preserve">Kauf aus spontanem Wunsch, ohne Planung oder Vergleich.</w:t>
-            </w:r>
-          </w:p>
-        </w:tc>
-        <w:tc>
-          <w:tcPr>
-            <w:tcW w:type="pct" w:w="50%"/>
-            <w:tcBorders>
-              <w:top w:val="nil" w:sz="0"/>
-              <w:left w:val="nil" w:sz="0"/>
-              <w:bottom w:val="single" w:color="D8DBE0" w:sz="2"/>
-              <w:right w:val="nil" w:sz="0"/>
-            </w:tcBorders>
-            <w:tcMar>
-              <w:top w:type="dxa" w:w="30"/>
-              <w:left w:type="dxa" w:w="160"/>
-              <w:bottom w:type="dxa" w:w="30"/>
-              <w:right w:type="dxa" w:w="0"/>
-            </w:tcMar>
-          </w:tcPr>
-          <w:p>
-            <w:pPr>
-              <w:spacing w:after="0" w:before="0"/>
-            </w:pPr>
-            <w:r>
-              <w:rPr>
-                <w:b/>
-                <w:bCs/>
-                <w:sz w:val="18"/>
-                <w:szCs w:val="18"/>
-              </w:rPr>
-              <w:t xml:space="preserve">Schuldenspirale</w:t>
-            </w:r>
-          </w:p>
-          <w:p>
-            <w:pPr>
-              <w:spacing w:after="0" w:before="0" w:line="252" w:lineRule="auto"/>
-            </w:pPr>
-            <w:r>
-              <w:rPr>
-                <w:color w:val="4A5057"/>
-                <w:sz w:val="18"/>
-                <w:szCs w:val="18"/>
-              </w:rPr>
-              <w:t xml:space="preserve">Dauernd über den eigenen Verhältnissen leben, sodass die Schulden immer weiter wachsen.</w:t>
-            </w:r>
-          </w:p>
-        </w:tc>
-      </w:tr>
-      <w:tr>
-        <w:trPr>
-          <w:cantSplit/>
-        </w:trPr>
-        <w:tc>
-          <w:tcPr>
-            <w:tcW w:type="pct" w:w="50%"/>
-            <w:tcBorders>
-              <w:top w:val="nil" w:sz="0"/>
-              <w:left w:val="nil" w:sz="0"/>
-              <w:bottom w:val="single" w:color="D8DBE0" w:sz="2"/>
-              <w:right w:val="nil" w:sz="0"/>
-            </w:tcBorders>
-            <w:tcMar>
-              <w:top w:type="dxa" w:w="30"/>
-              <w:left w:type="dxa" w:w="0"/>
-              <w:bottom w:type="dxa" w:w="30"/>
-              <w:right w:type="dxa" w:w="160"/>
-            </w:tcMar>
-          </w:tcPr>
-          <w:p>
-            <w:pPr>
-              <w:spacing w:after="0" w:before="0"/>
-            </w:pPr>
-            <w:r>
-              <w:rPr>
-                <w:b/>
-                <w:bCs/>
-                <w:sz w:val="18"/>
-                <w:szCs w:val="18"/>
-              </w:rPr>
-              <w:t xml:space="preserve">Influencer-Marketing</w:t>
-            </w:r>
-          </w:p>
-          <w:p>
-            <w:pPr>
-              <w:spacing w:after="0" w:before="0" w:line="252" w:lineRule="auto"/>
-            </w:pPr>
-            <w:r>
-              <w:rPr>
-                <w:color w:val="4A5057"/>
-                <w:sz w:val="18"/>
-                <w:szCs w:val="18"/>
-              </w:rPr>
-              <w:t xml:space="preserve">Werbung, bei der Firmen Personen mit vielen Followern bezahlen oder beschenken.</w:t>
-            </w:r>
-          </w:p>
-        </w:tc>
-        <w:tc>
-          <w:tcPr>
-            <w:tcW w:type="pct" w:w="50%"/>
-            <w:tcBorders>
-              <w:top w:val="nil" w:sz="0"/>
-              <w:left w:val="nil" w:sz="0"/>
-              <w:bottom w:val="single" w:color="D8DBE0" w:sz="2"/>
-              <w:right w:val="nil" w:sz="0"/>
-            </w:tcBorders>
-            <w:tcMar>
-              <w:top w:type="dxa" w:w="30"/>
-              <w:left w:type="dxa" w:w="160"/>
-              <w:bottom w:type="dxa" w:w="30"/>
-              <w:right w:type="dxa" w:w="0"/>
-            </w:tcMar>
-          </w:tcPr>
-          <w:p>
-            <w:pPr>
-              <w:spacing w:after="60" w:line="280" w:lineRule="auto"/>
-            </w:pPr>
-            <w:r>
-              <w:t xml:space="preserve"/>
-            </w:r>
-          </w:p>
-        </w:tc>
-      </w:tr>
-    </w:tbl>
     <w:p>
       <w:pPr>
         <w:sectPr>

--- a/docs/upgrade-v4.2/gold/auftragsbogen.docx
+++ b/docs/upgrade-v4.2/gold/auftragsbogen.docx
@@ -2312,7 +2312,7 @@
           <w:sz w:val="26"/>
           <w:szCs w:val="26"/>
         </w:rPr>
-        <w:t xml:space="preserve">Rückmeldung</w:t>
+        <w:t xml:space="preserve">Selbsteinschätzung</w:t>
       </w:r>
     </w:p>
     <w:p>
@@ -2324,7 +2324,7 @@
           <w:sz w:val="18"/>
           <w:szCs w:val="18"/>
         </w:rPr>
-        <w:t xml:space="preserve">Kreuzen Sie vor der Abgabe je Kriterium Ihre Stufe an (Spalte «Selbst»). Die Lehrperson gibt Ihnen Rückmeldung auf derselben Skala (Spalte «LP»). Es sind die Kriterien des KN; der Auftrag zählt nicht für die Note.</w:t>
+        <w:t xml:space="preserve">Schätzen Sie Ihre Arbeit selbst ein: Kreuzen Sie je Kriterium die Stufe an, die zutrifft (Spalte «Selbst»). Die Spalte «Fremd» ist frei für eine Rückmeldung von aussen.</w:t>
       </w:r>
     </w:p>
     <w:tbl>
@@ -2484,7 +2484,7 @@
                 <w:sz w:val="14"/>
                 <w:szCs w:val="14"/>
               </w:rPr>
-              <w:t xml:space="preserve">LP</w:t>
+              <w:t xml:space="preserve">FREMD</w:t>
             </w:r>
           </w:p>
         </w:tc>
@@ -4848,7 +4848,7 @@
           <w:sz w:val="14"/>
           <w:szCs w:val="14"/>
         </w:rPr>
-        <w:t xml:space="preserve">BIS ZUM KN VERBESSERE ICH …</w:t>
+        <w:t xml:space="preserve">DAS VERBESSERE ICH …</w:t>
       </w:r>
     </w:p>
     <w:p>
@@ -4898,7 +4898,7 @@
           <w:sz w:val="14"/>
           <w:szCs w:val="14"/>
         </w:rPr>
-        <w:t xml:space="preserve">RÜCKMELDUNG MEINER PARTNERIN / MEINES PARTNERS</w:t>
+        <w:t xml:space="preserve">RÜCKMELDUNG, DIE ICH ERHALTEN HABE</w:t>
       </w:r>
     </w:p>
     <w:p>
